--- a/S1-CL2-Cloud-Disaster-Recovery/assessments/AT1/AT1-Design-DR-Plan-Student.docx
+++ b/S1-CL2-Cloud-Disaster-Recovery/assessments/AT1/AT1-Design-DR-Plan-Student.docx
@@ -512,7 +512,7 @@
               <w:pStyle w:val="Assessortext"/>
             </w:pPr>
             <w:r>
-              <w:t>Students are assessed on the cloud design and disaster-recovery planning for the YAT LMS global expansion. Working as an MP Tech Solutions (MTS) consultant, the student produces a Solution Design (Part A) and a Disaster Recovery Plan (Part B) for the expanded LMS, then presents both to YAT ICT management for approval (Part C). This is the design-and-planning phase of the engagement; the approved design and plan are implemented in AT2.</w:t>
+              <w:t>Students are assessed on the cloud design and disaster-recovery planning for the YAT website global expansion. Working as an MP Tech Solutions (MTS) consultant, the student produces a Solution Design (Part A) and a Disaster Recovery Plan (Part B) for the expanded public website, then presents both to YAT ICT management for approval (Part C). This is the design-and-planning phase of the engagement; the approved design and plan are implemented in AT2.</w:t>
             </w:r>
           </w:p>
         </w:tc>
@@ -551,7 +551,7 @@
               <w:pStyle w:val="Assessortext"/>
             </w:pPr>
             <w:r>
-              <w:t>In this project the student takes on the role of an MTS consultant engaged by YAT College to design the changes that prepare the LMS for its India-campus expansion and to plan its disaster recovery. The project has three parts:</w:t>
+              <w:t>In this project the student takes on the role of an MTS consultant engaged by YAT College to design the changes that prepare the public website for its India-campus expansion and to plan its disaster recovery. The project has three parts:</w:t>
             </w:r>
           </w:p>
           <w:p>
@@ -559,7 +559,7 @@
               <w:pStyle w:val="Assessortext"/>
             </w:pPr>
             <w:r>
-              <w:t>• Part A — Solution Design: a written design covering the web-scale architecture (serving a global user base) and an audit-log microservice. Produced in the YAT Solution Design template.</w:t>
+              <w:t>• Part A — Solution Design: a written design covering the web-scale architecture (serving a global, anonymous public audience) and an audit-log microservice. Produced in the YAT Solution Design template.</w:t>
             </w:r>
           </w:p>
           <w:p>
@@ -567,7 +567,7 @@
               <w:pStyle w:val="Assessortext"/>
             </w:pPr>
             <w:r>
-              <w:t>• Part B — Disaster Recovery Plan: a written DR plan for the designed system — risk and impact analysis, recovery objectives (RTO/RPO), recovery strategy, the recovery runbook, and validation. Produced in the YAT Disaster Recovery Plan template.</w:t>
+              <w:t>• Part B — Disaster Recovery Plan: a written DR plan for the designed website — risk and impact analysis, recovery objectives (RTO/RPO), recovery strategy, the recovery runbook, and validation. Produced in the YAT Disaster Recovery Plan template.</w:t>
             </w:r>
           </w:p>
           <w:p>
@@ -735,7 +735,7 @@
               <w:pStyle w:val="Assessortext"/>
             </w:pPr>
             <w:r>
-              <w:t>• The YAT scenario site / intranet — the LMS Global Expansion project (engagement brief, requirements, ICT manager consultation notes, data residency &amp; sovereignty requirements), the ICT documents (cloud application specification, baseline solution design), and the deprecated on-prem DR plan.</w:t>
+              <w:t>• The YAT scenario site / intranet — the Website Global Expansion project (engagement brief, requirements, ICT manager consultation notes, data residency &amp; sovereignty requirements), the ICT documents (website specification, HA-hardened solution design baseline), and the deprecated on-prem DR plan.</w:t>
             </w:r>
           </w:p>
           <w:p>
@@ -751,7 +751,7 @@
               <w:pStyle w:val="Assessortext"/>
             </w:pPr>
             <w:r>
-              <w:t>• AWS Academy Cloud Foundations [104469] + AWS Academy Cloud Architecting [172221] — authorised lab environments (referenced for the design; the build itself is AT2).</w:t>
+              <w:t>• AWS Academy Learner Lab — the authorised lab environment (referenced for the design; the build itself is AT2).</w:t>
             </w:r>
           </w:p>
           <w:p>
@@ -1021,7 +1021,7 @@
           </w:tcPr>
           <w:p>
             <w:r>
-              <w:t>A1 — Purpose and scope: states the two design changes (scale for a global user base; add the audit-log microservice) and what is in and out of scope.</w:t>
+              <w:t>A1 — Purpose and scope: states the two design changes (scale for a global, anonymous public audience; add the audit-log microservice) and what is in and out of scope.</w:t>
             </w:r>
           </w:p>
         </w:tc>
@@ -1065,7 +1065,7 @@
           </w:tcPr>
           <w:p>
             <w:r>
-              <w:t>A3 — Review of the existing architecture: reviews the current cloud baseline against the requirements and identifies the gaps the design closes.</w:t>
+              <w:t>A3 — Review of the existing architecture: reviews the current website baseline against the requirements and identifies the gaps the design closes.</w:t>
             </w:r>
           </w:p>
         </w:tc>
@@ -1109,7 +1109,7 @@
           </w:tcPr>
           <w:p>
             <w:r>
-              <w:t>A5 — Web-scale design — global delivery: designs the changes needed to serve a global user base.</w:t>
+              <w:t>A5 — Web-scale design — global delivery: designs the changes needed to serve a global, anonymous public audience (edge delivery and discoverability).</w:t>
             </w:r>
           </w:p>
         </w:tc>
@@ -1131,7 +1131,7 @@
           </w:tcPr>
           <w:p>
             <w:r>
-              <w:t>A6 — Web-scale design — availability and security: confirms availability and security are maintained through the changes, and reviews the design against the requirements.</w:t>
+              <w:t>A6 — Web-scale design — availability and security: confirms availability and security are maintained through the changes, including protection of the public attack surface (web exploits, bots, DDoS), and reviews the design against the requirements.</w:t>
             </w:r>
           </w:p>
         </w:tc>
@@ -1263,7 +1263,7 @@
           </w:tcPr>
           <w:p>
             <w:r>
-              <w:t>A12 — Knowledge Evidence appendix: written contextual responses linking the student's design choices to the underlying web-scale concepts.</w:t>
+              <w:t>A12 — Knowledge Evidence appendix: written contextual responses linking the student's design choices to the underlying web-scale concepts (components, infrastructure, web-scaling principles).</w:t>
             </w:r>
           </w:p>
         </w:tc>
@@ -1638,7 +1638,7 @@
           </w:tcPr>
           <w:p>
             <w:r>
-              <w:t>B15 — Knowledge Evidence appendix: written contextual responses linking the plan to DR concepts (risk environment, RTO/RPO, DR techniques, standards).</w:t>
+              <w:t>B15 — Knowledge Evidence appendix: written contextual responses linking the plan to DR concepts (risk environment, data-analysis method, DR techniques, ISO standards, RTO/RPO, and the monitoring/alerting used for disaster detection).</w:t>
             </w:r>
           </w:p>
         </w:tc>
@@ -1771,7 +1771,7 @@
           </w:tcPr>
           <w:p>
             <w:r>
-              <w:t>C5 — Knowledge Evidence Q&amp;A: answers the assessor's contextual questions on the student's own design choices (the verbal knowledge-evidence location).</w:t>
+              <w:t>C5 — Knowledge Evidence Q&amp;A: answers the assessor's contextual questions on the student's own design and plan choices (the verbal knowledge-evidence location, re-covering the A12 / B15 appendices).</w:t>
             </w:r>
           </w:p>
         </w:tc>
@@ -1867,7 +1867,7 @@
         <w:pStyle w:val="Assessortext"/>
       </w:pPr>
       <w:r>
-        <w:t>YAT College is a Registered Training Organisation (RTO) based at 175 Cremorne Street, Cremorne VIC. Following a new partnership with a training institution in India, YAT is expanding its Learning Management System (LMS) to serve students in both countries.</w:t>
+        <w:t>YAT College is a Registered Training Organisation (RTO) based at 175 Cremorne Street, Cremorne VIC. Following a new partnership with a training institution in India, YAT is expanding its public website — its global enrolment front-door — to serve prospective students in both countries.</w:t>
       </w:r>
     </w:p>
     <w:p>
@@ -1875,7 +1875,7 @@
         <w:pStyle w:val="Assessortext"/>
       </w:pPr>
       <w:r>
-        <w:t>You are an MP Tech Solutions (MTS) consultant reporting to Pat Lin (MTS Senior Consultant). Pat liaises with Sam Walker, the YAT ICT Manager. In AT1 you design the changes the expansion needs and plan the LMS's disaster recovery, then present both to YAT ICT management for approval. The approved design and plan are implemented in AT2.</w:t>
+        <w:t>You are an MP Tech Solutions (MTS) consultant reporting to Pat Lin (MTS Senior Consultant). Pat liaises with Sam Walker, the YAT ICT Manager (Dana Mercer, Marketing &amp; Admissions Manager, is the website business owner). In AT1 you design the changes the expansion needs and plan the website's disaster recovery, then present both to YAT ICT management for approval. The approved design and plan are implemented in AT2.</w:t>
       </w:r>
     </w:p>
     <w:p>
@@ -1891,7 +1891,7 @@
         <w:pStyle w:val="Assessortext"/>
       </w:pPr>
       <w:r>
-        <w:t>Using the YAT Solution Design template (download from the intranet's Templates section), produce a solution design for the LMS global expansion covering two strands:</w:t>
+        <w:t>Using the YAT Solution Design template (download from the intranet's Templates section), produce a solution design for the website global expansion covering two strands:</w:t>
       </w:r>
     </w:p>
     <w:p>
@@ -1899,7 +1899,7 @@
         <w:pStyle w:val="Assessortext"/>
       </w:pPr>
       <w:r>
-        <w:t>• Web-scale design — the architecture changes that let the LMS serve a global user base while scaling network, compute and storage and maintaining availability and security.</w:t>
+        <w:t>• Web-scale design — the architecture changes that let the website serve a global, anonymous public audience while scaling network, compute and storage, maintaining availability and security, and protecting the public attack surface.</w:t>
       </w:r>
     </w:p>
     <w:p>
@@ -1915,7 +1915,7 @@
         <w:pStyle w:val="Assessortext"/>
       </w:pPr>
       <w:r>
-        <w:t>Treat the data residency requirements as an input that shapes your design — do not write a separate compliance plan. Complete the Knowledge Evidence appendix with contextual short answers about your own design choices.</w:t>
+        <w:t>Treat the data residency requirements as an input that shapes your design — do not write a separate compliance plan.</w:t>
       </w:r>
     </w:p>
     <w:p>
@@ -1923,7 +1923,7 @@
         <w:pStyle w:val="Assessortext"/>
       </w:pPr>
       <w:r>
-        <w:t>Resources for Part A — on the YAT intranet: the LMS Global Expansion project (engagement brief, requirements, ICT manager consultation notes, data residency &amp; sovereignty requirements), the cloud application specification and baseline solution design, and the YAT Solution Design template.</w:t>
+        <w:t>Knowledge Evidence appendix (required). At the end of your Solution Design, add a Knowledge Evidence appendix and answer the following questions in your own words, about your own design (the assessor will also ask you about these in the Part C Q&amp;A):</w:t>
       </w:r>
     </w:p>
     <w:p>
@@ -1931,7 +1931,39 @@
         <w:pStyle w:val="Assessortext"/>
       </w:pPr>
       <w:r>
-        <w:t>Part A is submitted to the LMS as the populated Solution Design (.docx) with the Knowledge Evidence appendix completed.</w:t>
+        <w:t>• Your design makes four component choices — SQL vs NoSQL, monolith vs microservice, the compute model, and CDN vs in-memory caching. Explain the function and trade-off of each, and why you chose as you did for this website.</w:t>
+      </w:r>
+    </w:p>
+    <w:p>
+      <w:pPr>
+        <w:pStyle w:val="Assessortext"/>
+      </w:pPr>
+      <w:r>
+        <w:t>• Your audit-log microservice is described as highly cohesive and loosely coupled, using a managed datastore and API / messaging / queuing services. Explain what those properties mean and how your design exhibits them.</w:t>
+      </w:r>
+    </w:p>
+    <w:p>
+      <w:pPr>
+        <w:pStyle w:val="Assessortext"/>
+      </w:pPr>
+      <w:r>
+        <w:t>• Which web-scaling principles and technologies does your design apply, and how does each address the website's global, anonymous, read-heavy load?</w:t>
+      </w:r>
+    </w:p>
+    <w:p>
+      <w:pPr>
+        <w:pStyle w:val="Assessortext"/>
+      </w:pPr>
+      <w:r>
+        <w:t>Resources for Part A — on the YAT intranet: the Website Global Expansion project (engagement brief, requirements, ICT manager consultation notes, data residency &amp; sovereignty requirements), the website specification and the HA-hardened solution design baseline, and the YAT Solution Design template.</w:t>
+      </w:r>
+    </w:p>
+    <w:p>
+      <w:pPr>
+        <w:pStyle w:val="Assessortext"/>
+      </w:pPr>
+      <w:r>
+        <w:t>Part A is submitted as the populated Solution Design (.docx) with the Knowledge Evidence appendix completed.</w:t>
       </w:r>
     </w:p>
     <w:p>
@@ -1947,7 +1979,7 @@
         <w:pStyle w:val="Assessortext"/>
       </w:pPr>
       <w:r>
-        <w:t>Using the YAT Disaster Recovery Plan template (download from the intranet's Templates section), produce a disaster recovery plan for the LMS designed in Part A. Disaster recovery answers ‘what do we do if the system goes down’ — keep it focused on recovery, not on the design or the regulatory requirements.</w:t>
+        <w:t>Using the YAT Disaster Recovery Plan template (download from the intranet's Templates section), produce a disaster recovery plan for the website designed in Part A. Disaster recovery answers ‘what do we do if the website goes down’ — keep it focused on recovery, not on the design or the regulatory requirements.</w:t>
       </w:r>
     </w:p>
     <w:p>
@@ -1955,7 +1987,7 @@
         <w:pStyle w:val="Assessortext"/>
       </w:pPr>
       <w:r>
-        <w:t>Your plan must cover: the plan requirements and current recovery position; an impact analysis with your recovery objectives (RTO/RPO), the data managed, and at least three major risk events; a recovery strategy with options evaluated and one recommended; and the recovery runbook with steps, timelines and service providers. Complete the Knowledge Evidence appendix with contextual short answers.</w:t>
+        <w:t>Your plan must cover: the plan requirements and current recovery position; an impact analysis with your recovery objectives (RTO/RPO), the data managed, and at least three major risk events; a recovery strategy with options evaluated and one recommended; and the recovery runbook with steps, timelines and service providers.</w:t>
       </w:r>
     </w:p>
     <w:p>
@@ -1963,7 +1995,7 @@
         <w:pStyle w:val="Assessortext"/>
       </w:pPr>
       <w:r>
-        <w:t>A deprecated on-premises DR plan is on the intranet — it was superseded by the cloud migration and needs replacing. Use it for context only; your plan is a new cloud DR plan.</w:t>
+        <w:t>Knowledge Evidence appendix (required). At the end of your DR Plan, add a Knowledge Evidence appendix and answer the following questions in your own words, about your own plan:</w:t>
       </w:r>
     </w:p>
     <w:p>
@@ -1971,7 +2003,63 @@
         <w:pStyle w:val="Assessortext"/>
       </w:pPr>
       <w:r>
-        <w:t>Part B is submitted to the LMS as the populated Disaster Recovery Plan (.docx) with the Knowledge Evidence appendix completed.</w:t>
+        <w:t>• What is distinctive about the risk environment of a public-facing, cloud-hosted website, and why do your three major risk events capture it?</w:t>
+      </w:r>
+    </w:p>
+    <w:p>
+      <w:pPr>
+        <w:pStyle w:val="Assessortext"/>
+      </w:pPr>
+      <w:r>
+        <w:t>• What method did you use to identify and rate the risks, and why is it appropriate here?</w:t>
+      </w:r>
+    </w:p>
+    <w:p>
+      <w:pPr>
+        <w:pStyle w:val="Assessortext"/>
+      </w:pPr>
+      <w:r>
+        <w:t>• Explain the cloud disaster-recovery techniques available, and why your recommended strategy fits this website's objectives better than the alternatives.</w:t>
+      </w:r>
+    </w:p>
+    <w:p>
+      <w:pPr>
+        <w:pStyle w:val="Assessortext"/>
+      </w:pPr>
+      <w:r>
+        <w:t>• Which information-security and business-continuity standards informed your plan, and how does the plan reflect them?</w:t>
+      </w:r>
+    </w:p>
+    <w:p>
+      <w:pPr>
+        <w:pStyle w:val="Assessortext"/>
+      </w:pPr>
+      <w:r>
+        <w:t>• Explain RTO and RPO in your own words, the values you set, and the techniques you used to meet each.</w:t>
+      </w:r>
+    </w:p>
+    <w:p>
+      <w:pPr>
+        <w:pStyle w:val="Assessortext"/>
+      </w:pPr>
+      <w:r>
+        <w:t>• How would a region-level disaster be detected to trigger this plan, and what monitoring and alerting would you put in place so the on-call team is notified in time to meet the RTO?</w:t>
+      </w:r>
+    </w:p>
+    <w:p>
+      <w:pPr>
+        <w:pStyle w:val="Assessortext"/>
+      </w:pPr>
+      <w:r>
+        <w:t>A deprecated on-premises DR plan is on the intranet — it was superseded by the move to the cloud and needs replacing. Use it for context only; your plan is a new cloud DR plan.</w:t>
+      </w:r>
+    </w:p>
+    <w:p>
+      <w:pPr>
+        <w:pStyle w:val="Assessortext"/>
+      </w:pPr>
+      <w:r>
+        <w:t>Part B is submitted as the populated Disaster Recovery Plan (.docx) with the Knowledge Evidence appendix completed.</w:t>
       </w:r>
     </w:p>
     <w:p>
@@ -2052,6 +2140,14 @@
       </w:pPr>
       <w:r>
         <w:t>Keep the three concerns separate. The design (web-scale + microservice) goes in the Solution Design; recovery goes in the DR Plan; data residency is an input both respect — it is not its own document.</w:t>
+      </w:r>
+    </w:p>
+    <w:p>
+      <w:pPr>
+        <w:pStyle w:val="Assessortext"/>
+      </w:pPr>
+      <w:r>
+        <w:t>Remember it is a public site. The website serves anonymous visitors from the open internet, so the web-scale design has to address public exposure (caching at the edge, WAF, bots, DDoS) and discoverability — not just latency.</w:t>
       </w:r>
     </w:p>
     <w:p>
